--- a/reli-kirche-und-staat/word/DS3-Kopiervorlagen-Barmen-gegen-Ansbach.docx
+++ b/reli-kirche-und-staat/word/DS3-Kopiervorlagen-Barmen-gegen-Ansbach.docx
@@ -729,14 +729,14 @@
           <w:b/>
           <w:i w:val="0"/>
         </w:rPr>
-        <w:t>Die Rolle von Charlotte S. besetzen Sie bewusst.</w:t>
+        <w:t>Die Rolle von Charlotte S. besetzt du bewusst.</w:t>
       </w:r>
       <w:r>
         <w:rPr>
           <w:b w:val="0"/>
           <w:i w:val="0"/>
         </w:rPr>
-        <w:t xml:space="preserve"> Sie ist die einzige Betroffene in der Runde und wird von den anderen leicht überredet. Geben Sie diese Rolle jemandem, der sich behaupten kann, und greifen Sie als Moderation ein, wenn sie untergeht — das ist inhaltlich der Punkt: In der wirklichen Debatte von 1934 kamen die Betroffenen kaum vor.</w:t>
+        <w:t xml:space="preserve"> Sie ist die einzige Betroffene in der Runde und wird von den anderen leicht überredet. Gib diese Rolle jemandem, der sich behaupten kann, und greif als Moderation ein, wenn sie untergeht — das ist inhaltlich der Punkt: In der wirklichen Debatte von 1934 kamen die Betroffenen kaum vor.</w:t>
       </w:r>
     </w:p>
     <w:tbl>
@@ -999,7 +999,7 @@
                 <w:b w:val="0"/>
                 <w:i w:val="0"/>
               </w:rPr>
-              <w:t xml:space="preserve">„Sie haben richtig getippt. Und jetzt die unangenehme Information: </w:t>
+              <w:t xml:space="preserve">„Ihr habt richtig getippt. Und jetzt die unangenehme Information: </w:t>
             </w:r>
             <w:r>
               <w:rPr>
@@ -3037,7 +3037,7 @@
           <w:b w:val="0"/>
           <w:i/>
         </w:rPr>
-        <w:t>Zur Rolle: Charlotte S. ist eine zusammengesetzte Figur nach realen Biografien, unter anderem nach Elisabeth Schmitz, die 1935 eine der schärfsten kirchlichen Anklagen gegen die Judenverfolgung verfasst hat. Ihr begegnet sie in der nächsten Doppelstunde wieder.</w:t>
+        <w:t>Zur Rolle: Charlotte S. ist eine zusammengesetzte Figur nach realen Biografien, unter anderem nach Elisabeth Schmitz, die 1935 eine der schärfsten kirchlichen Anklagen gegen die Judenverfolgung verfasst hat. Ihr begegnet ihr in der nächsten Doppelstunde wieder.</w:t>
       </w:r>
     </w:p>
     <w:p>
@@ -4948,7 +4948,7 @@
                 <w:b w:val="0"/>
                 <w:i w:val="0"/>
               </w:rPr>
-              <w:t>„Meiser hat seine Kirche gerettet und zu den Deportationen geschwiegen. Bonhoeffer hat an einem Attentat mitgewirkt und ist dafür gehängt worden. Niemöller hat Hitler zuerst gewählt und ist dann im KZ gelandet. Drei Christen, drei völlig verschiedene Wege. Nächste Stunde spannen wir eine Leine quer durch diesen Raum, und Sie hängen diese Menschen daran auf. Und ganz am Ende steht die Frage, vor der Sie sich heute noch drücken dürfen: Wo hätten Sie gehangen?“</w:t>
+              <w:t>„Meiser hat seine Kirche gerettet und zu den Deportationen geschwiegen. Bonhoeffer hat an einem Attentat mitgewirkt und ist dafür gehängt worden. Niemöller hat Hitler zuerst gewählt und ist dann im KZ gelandet. Drei Christen, drei völlig verschiedene Wege. Nächste Stunde spannen wir eine Leine quer durch diesen Raum, und ihr hängt diese Menschen daran auf. Und ganz am Ende steht die Frage, vor der ihr euch heute noch drücken dürft: Wo hättet ihr gehangen?“</w:t>
             </w:r>
           </w:p>
         </w:tc>
